--- a/assets/images/resume/Srinivasan_G_UIUX_Designer.docx
+++ b/assets/images/resume/Srinivasan_G_UIUX_Designer.docx
@@ -45,8 +45,6 @@
         </w:rPr>
         <w:t>|UI Developer</w:t>
       </w:r>
-      <w:bookmarkStart w:id="0" w:name="_GoBack"/>
-      <w:bookmarkEnd w:id="0"/>
     </w:p>
     <w:p>
       <w:pPr>
@@ -64,45 +62,74 @@
     </w:p>
     <w:p>
       <w:pPr>
-        <w:spacing w:after="0" w:line="240" w:lineRule="auto"/>
+        <w:spacing w:after="0" w:line="276" w:lineRule="auto"/>
         <w:ind w:left="0" w:firstLine="0"/>
         <w:rPr>
           <w:rStyle w:val="Hyperlink"/>
           <w:color w:val="auto"/>
-          <w:sz w:val="17"/>
+          <w:sz w:val="20"/>
+          <w:szCs w:val="20"/>
           <w:u w:val="none"/>
         </w:rPr>
       </w:pPr>
       <w:r>
         <w:rPr>
-          <w:sz w:val="17"/>
-        </w:rPr>
-        <w:t xml:space="preserve">Chennai, Tamil Nadu | Mobile: +91 6374857112 | Email: </w:t>
+          <w:sz w:val="20"/>
+          <w:szCs w:val="20"/>
+        </w:rPr>
+        <w:t xml:space="preserve">Chennai, Tamil Nadu | </w:t>
+      </w:r>
+      <w:r>
+        <w:rPr>
+          <w:b/>
+          <w:sz w:val="20"/>
+          <w:szCs w:val="20"/>
+        </w:rPr>
+        <w:t>Mobile:</w:t>
+      </w:r>
+      <w:r>
+        <w:rPr>
+          <w:sz w:val="20"/>
+          <w:szCs w:val="20"/>
+        </w:rPr>
+        <w:t xml:space="preserve"> +91 6374857112 | </w:t>
+      </w:r>
+      <w:r>
+        <w:rPr>
+          <w:b/>
+          <w:sz w:val="20"/>
+          <w:szCs w:val="20"/>
+        </w:rPr>
+        <w:t>Email:</w:t>
+      </w:r>
+      <w:r>
+        <w:rPr>
+          <w:sz w:val="20"/>
+          <w:szCs w:val="20"/>
+        </w:rPr>
+        <w:t xml:space="preserve"> </w:t>
       </w:r>
       <w:r>
         <w:rPr>
           <w:color w:val="auto"/>
-          <w:sz w:val="17"/>
+          <w:sz w:val="20"/>
+          <w:szCs w:val="20"/>
         </w:rPr>
         <w:fldChar w:fldCharType="begin"/>
       </w:r>
       <w:r>
         <w:rPr>
           <w:color w:val="auto"/>
-          <w:sz w:val="17"/>
+          <w:sz w:val="20"/>
+          <w:szCs w:val="20"/>
         </w:rPr>
         <w:instrText xml:space="preserve"> HYPERLINK "mailto:srinivasan.designeruiux@gmail.com" </w:instrText>
       </w:r>
       <w:r>
         <w:rPr>
           <w:color w:val="auto"/>
-          <w:sz w:val="17"/>
-        </w:rPr>
-      </w:r>
-      <w:r>
-        <w:rPr>
-          <w:color w:val="auto"/>
-          <w:sz w:val="17"/>
+          <w:sz w:val="20"/>
+          <w:szCs w:val="20"/>
         </w:rPr>
         <w:fldChar w:fldCharType="separate"/>
       </w:r>
@@ -110,7 +137,8 @@
         <w:rPr>
           <w:rStyle w:val="Hyperlink"/>
           <w:color w:val="auto"/>
-          <w:sz w:val="17"/>
+          <w:sz w:val="20"/>
+          <w:szCs w:val="20"/>
           <w:u w:val="none"/>
         </w:rPr>
         <w:t>srinivasan.design</w:t>
@@ -119,7 +147,8 @@
         <w:rPr>
           <w:rStyle w:val="Hyperlink"/>
           <w:color w:val="auto"/>
-          <w:sz w:val="17"/>
+          <w:sz w:val="20"/>
+          <w:szCs w:val="20"/>
           <w:u w:val="none"/>
         </w:rPr>
         <w:t>eruiux@gmail.com</w:t>
@@ -127,19 +156,21 @@
     </w:p>
     <w:p>
       <w:pPr>
-        <w:spacing w:after="173" w:line="240" w:lineRule="auto"/>
+        <w:spacing w:after="173" w:line="276" w:lineRule="auto"/>
         <w:ind w:left="0" w:firstLine="0"/>
         <w:rPr>
           <w:b/>
           <w:color w:val="002060"/>
-          <w:sz w:val="17"/>
+          <w:sz w:val="20"/>
+          <w:szCs w:val="20"/>
           <w:u w:val="single"/>
         </w:rPr>
       </w:pPr>
       <w:r>
         <w:rPr>
           <w:color w:val="auto"/>
-          <w:sz w:val="17"/>
+          <w:sz w:val="20"/>
+          <w:szCs w:val="20"/>
         </w:rPr>
         <w:fldChar w:fldCharType="end"/>
       </w:r>
@@ -149,7 +180,8 @@
             <w:rStyle w:val="Hyperlink"/>
             <w:b/>
             <w:color w:val="002060"/>
-            <w:sz w:val="17"/>
+            <w:sz w:val="20"/>
+            <w:szCs w:val="20"/>
             <w:u w:val="none"/>
           </w:rPr>
           <w:t>Portfolio</w:t>
@@ -159,7 +191,8 @@
         <w:rPr>
           <w:b/>
           <w:color w:val="002060"/>
-          <w:sz w:val="17"/>
+          <w:sz w:val="20"/>
+          <w:szCs w:val="20"/>
         </w:rPr>
         <w:t xml:space="preserve"> | </w:t>
       </w:r>
@@ -169,7 +202,8 @@
             <w:rStyle w:val="Hyperlink"/>
             <w:b/>
             <w:color w:val="002060"/>
-            <w:sz w:val="17"/>
+            <w:sz w:val="20"/>
+            <w:szCs w:val="20"/>
             <w:u w:val="none"/>
           </w:rPr>
           <w:t>Behance</w:t>
@@ -179,32 +213,22 @@
         <w:rPr>
           <w:b/>
           <w:color w:val="002060"/>
-          <w:sz w:val="17"/>
+          <w:sz w:val="20"/>
+          <w:szCs w:val="20"/>
         </w:rPr>
         <w:t xml:space="preserve"> |</w:t>
       </w:r>
-      <w:hyperlink r:id="rId7" w:history="1">
-        <w:r>
-          <w:rPr>
-            <w:rStyle w:val="Hyperlink"/>
-            <w:b/>
-            <w:color w:val="002060"/>
-            <w:sz w:val="17"/>
-            <w:u w:val="none"/>
-          </w:rPr>
-          <w:t>Git</w:t>
-        </w:r>
-        <w:r>
-          <w:rPr>
-            <w:rStyle w:val="Hyperlink"/>
-            <w:b/>
-            <w:color w:val="002060"/>
-            <w:sz w:val="17"/>
-            <w:u w:val="none"/>
-          </w:rPr>
-          <w:t>hub</w:t>
-        </w:r>
-      </w:hyperlink>
+      <w:r>
+        <w:rPr>
+          <w:rStyle w:val="Hyperlink"/>
+          <w:b/>
+          <w:color w:val="002060"/>
+          <w:sz w:val="20"/>
+          <w:szCs w:val="20"/>
+          <w:u w:val="none"/>
+        </w:rPr>
+        <w:t>GitHub</w:t>
+      </w:r>
     </w:p>
     <w:p>
       <w:pPr>
@@ -228,13 +252,7 @@
         <w:ind w:left="-29" w:right="-64" w:firstLine="0"/>
       </w:pPr>
       <w:r>
-        <w:t>C</w:t>
-      </w:r>
-      <w:r>
-        <w:t>reative and detail-oriented UI/UX Designer with 3+ years of experience designing user-</w:t>
-      </w:r>
-      <w:r>
-        <w:t xml:space="preserve">centric digital products across government, </w:t>
+        <w:t xml:space="preserve">Creative and detail-oriented UI/UX Designer with 3+ years of experience designing user-centric digital products across government, </w:t>
       </w:r>
       <w:proofErr w:type="spellStart"/>
       <w:r>
@@ -250,10 +268,7 @@
       </w:r>
       <w:proofErr w:type="spellEnd"/>
       <w:r>
-        <w:t>, prototyping, responsive design, and design systems. Skilled in translating busines</w:t>
-      </w:r>
-      <w:r>
-        <w:t xml:space="preserve">s requirements into intuitive and visually consistent web and mobile experiences and collaborating with engineering, QA, business, and domain teams. Experienced in using AI tools for UX writing, research synthesis, rapid ideation, and design workflows. </w:t>
+        <w:t xml:space="preserve">, prototyping, responsive design, and design systems. Skilled in translating business requirements into intuitive and visually consistent web and mobile experiences and collaborating with engineering, QA, business, and domain teams. Experienced in using AI tools for UX writing, research synthesis, rapid ideation, and design workflows. </w:t>
       </w:r>
     </w:p>
     <w:p>
@@ -269,13 +284,7 @@
         <w:rPr>
           <w:color w:val="002060"/>
         </w:rPr>
-        <w:t>CO</w:t>
-      </w:r>
-      <w:r>
-        <w:rPr>
-          <w:color w:val="002060"/>
-        </w:rPr>
-        <w:t xml:space="preserve">RE SKILLS </w:t>
+        <w:t xml:space="preserve">CORE SKILLS </w:t>
       </w:r>
     </w:p>
     <w:p>
@@ -283,20 +292,14 @@
         <w:pStyle w:val="Heading2"/>
         <w:ind w:left="-5"/>
         <w:rPr>
-          <w:color w:val="002060"/>
-        </w:rPr>
-      </w:pPr>
-      <w:r>
-        <w:rPr>
-          <w:color w:val="002060"/>
-        </w:rPr>
-        <w:t>U</w:t>
-      </w:r>
-      <w:r>
-        <w:rPr>
-          <w:color w:val="002060"/>
-        </w:rPr>
-        <w:t xml:space="preserve">I/UX Design </w:t>
+          <w:color w:val="auto"/>
+        </w:rPr>
+      </w:pPr>
+      <w:r>
+        <w:rPr>
+          <w:color w:val="auto"/>
+        </w:rPr>
+        <w:t xml:space="preserve">UI/UX Design </w:t>
       </w:r>
     </w:p>
     <w:p>
@@ -304,10 +307,7 @@
         <w:spacing w:after="5"/>
       </w:pPr>
       <w:r>
-        <w:t>User Research &amp; Usability Testing • User Flows &amp; Journey Mapping • Information Architecture • Wire framing</w:t>
-      </w:r>
-      <w:r>
-        <w:t xml:space="preserve"> (Low &amp; High Fidelity) • Prototyping </w:t>
+        <w:t xml:space="preserve">User Research &amp; Usability Testing • User Flows &amp; Journey Mapping • Information Architecture • Wire framing (Low &amp; High Fidelity) • Prototyping </w:t>
       </w:r>
     </w:p>
     <w:p>
@@ -315,10 +315,7 @@
         <w:ind w:left="0" w:firstLine="0"/>
       </w:pPr>
       <w:r>
-        <w:t>• Responsive &amp; Mobile App Design • User-Centred</w:t>
-      </w:r>
-      <w:r>
-        <w:t xml:space="preserve"> Design </w:t>
+        <w:t xml:space="preserve">• Responsive &amp; Mobile App Design • User-Centred Design </w:t>
       </w:r>
     </w:p>
     <w:p>
@@ -326,23 +323,20 @@
         <w:spacing w:after="48" w:line="259" w:lineRule="auto"/>
         <w:ind w:left="-5"/>
         <w:rPr>
-          <w:color w:val="002060"/>
+          <w:color w:val="auto"/>
         </w:rPr>
       </w:pPr>
       <w:r>
         <w:rPr>
           <w:b/>
-          <w:color w:val="002060"/>
+          <w:color w:val="auto"/>
         </w:rPr>
         <w:t xml:space="preserve">Design Tools </w:t>
       </w:r>
     </w:p>
     <w:p>
       <w:r>
-        <w:t>Figma • Adobe X</w:t>
-      </w:r>
-      <w:r>
-        <w:t xml:space="preserve">D • Adobe Photoshop • Adobe Illustrator • Microsoft PowerPoint </w:t>
+        <w:t xml:space="preserve">Figma • Adobe XD • Adobe Photoshop • Adobe Illustrator • Microsoft PowerPoint </w:t>
       </w:r>
     </w:p>
     <w:p>
@@ -350,13 +344,13 @@
         <w:spacing w:after="48" w:line="259" w:lineRule="auto"/>
         <w:ind w:left="-5"/>
         <w:rPr>
-          <w:color w:val="002060"/>
+          <w:color w:val="auto"/>
         </w:rPr>
       </w:pPr>
       <w:r>
         <w:rPr>
           <w:b/>
-          <w:color w:val="002060"/>
+          <w:color w:val="auto"/>
         </w:rPr>
         <w:t xml:space="preserve">Design Systems </w:t>
       </w:r>
@@ -371,13 +365,13 @@
         <w:spacing w:after="48" w:line="259" w:lineRule="auto"/>
         <w:ind w:left="-5"/>
         <w:rPr>
-          <w:color w:val="002060"/>
+          <w:color w:val="auto"/>
         </w:rPr>
       </w:pPr>
       <w:r>
         <w:rPr>
           <w:b/>
-          <w:color w:val="002060"/>
+          <w:color w:val="auto"/>
         </w:rPr>
         <w:t xml:space="preserve">Front-End UI Knowledge </w:t>
       </w:r>
@@ -392,13 +386,13 @@
         <w:spacing w:after="48" w:line="259" w:lineRule="auto"/>
         <w:ind w:left="-5"/>
         <w:rPr>
-          <w:color w:val="002060"/>
+          <w:color w:val="auto"/>
         </w:rPr>
       </w:pPr>
       <w:r>
         <w:rPr>
           <w:b/>
-          <w:color w:val="002060"/>
+          <w:color w:val="auto"/>
         </w:rPr>
         <w:t xml:space="preserve">Collaboration &amp; Handoff </w:t>
       </w:r>
@@ -413,12 +407,12 @@
         <w:pStyle w:val="Heading2"/>
         <w:ind w:left="-5"/>
         <w:rPr>
-          <w:color w:val="002060"/>
-        </w:rPr>
-      </w:pPr>
-      <w:r>
-        <w:rPr>
-          <w:color w:val="002060"/>
+          <w:color w:val="auto"/>
+        </w:rPr>
+      </w:pPr>
+      <w:r>
+        <w:rPr>
+          <w:color w:val="auto"/>
         </w:rPr>
         <w:t xml:space="preserve">AI Design &amp; Productivity </w:t>
       </w:r>
@@ -429,16 +423,7 @@
         <w:ind w:left="0" w:firstLine="0"/>
       </w:pPr>
       <w:r>
-        <w:t>AI-Assisted UX Writing &amp; Content Generation • User Research Synthesis Using AI Tools</w:t>
-      </w:r>
-      <w:r>
-        <w:t xml:space="preserve"> • Prompt Design for UI/UX Workflows • Rapid Prototyping &amp; Ideation Using AI Tools</w:t>
-      </w:r>
-      <w:r>
-        <w:t xml:space="preserve"> •</w:t>
-      </w:r>
-      <w:r>
-        <w:t xml:space="preserve"> ChatGPT • Claude • Midjourney / DALL·E • Figma Make </w:t>
+        <w:t xml:space="preserve">AI-Assisted UX Writing &amp; Content Generation • User Research Synthesis Using AI Tools • Prompt Design for UI/UX Workflows • Rapid Prototyping &amp; Ideation Using AI Tools • ChatGPT • Claude • Midjourney / DALL·E • Figma Make </w:t>
       </w:r>
     </w:p>
     <w:p>
@@ -462,24 +447,16 @@
         <w:spacing w:after="37" w:line="259" w:lineRule="auto"/>
         <w:ind w:left="0" w:firstLine="0"/>
         <w:rPr>
-          <w:color w:val="002060"/>
+          <w:color w:val="auto"/>
         </w:rPr>
       </w:pPr>
       <w:r>
         <w:rPr>
           <w:b/>
-          <w:color w:val="002060"/>
+          <w:color w:val="auto"/>
           <w:sz w:val="20"/>
         </w:rPr>
-        <w:t>U</w:t>
-      </w:r>
-      <w:r>
-        <w:rPr>
-          <w:b/>
-          <w:color w:val="002060"/>
-          <w:sz w:val="20"/>
-        </w:rPr>
-        <w:t xml:space="preserve">I/UX Designer | Product Designer | Graphic Designer </w:t>
+        <w:t xml:space="preserve">UI/UX Designer | Product Designer | Graphic Designer </w:t>
       </w:r>
     </w:p>
     <w:p>
@@ -487,31 +464,19 @@
         <w:pStyle w:val="Heading2"/>
         <w:ind w:left="-5"/>
         <w:rPr>
-          <w:color w:val="002060"/>
-        </w:rPr>
-      </w:pPr>
-      <w:r>
-        <w:rPr>
-          <w:color w:val="002060"/>
-        </w:rPr>
-        <w:t>OASYS Cybernetics Pvt. Ltd. — Chennai</w:t>
-      </w:r>
-      <w:r>
-        <w:rPr>
-          <w:color w:val="002060"/>
-        </w:rPr>
-        <w:t>, India | 2023</w:t>
-      </w:r>
-      <w:r>
-        <w:rPr>
-          <w:color w:val="002060"/>
-        </w:rPr>
-        <w:t xml:space="preserve"> – Present</w:t>
+          <w:color w:val="auto"/>
+        </w:rPr>
+      </w:pPr>
+      <w:r>
+        <w:rPr>
+          <w:color w:val="auto"/>
+        </w:rPr>
+        <w:t>OASYS Cybernetics Pvt. Ltd. — Chennai, India | 2023 – Present</w:t>
       </w:r>
       <w:r>
         <w:rPr>
           <w:b w:val="0"/>
-          <w:color w:val="002060"/>
+          <w:color w:val="auto"/>
         </w:rPr>
         <w:t xml:space="preserve"> </w:t>
       </w:r>
@@ -537,10 +502,7 @@
         <w:ind w:hanging="130"/>
       </w:pPr>
       <w:r>
-        <w:t>Work across the product design lifecycle, from understanding business requirements to designing user flows, interfaces, prototyp</w:t>
-      </w:r>
-      <w:r>
-        <w:t xml:space="preserve">es, and design systems. </w:t>
+        <w:t xml:space="preserve">Work across the product design lifecycle, from understanding business requirements to designing user flows, interfaces, prototypes, and design systems. </w:t>
       </w:r>
     </w:p>
     <w:p>
@@ -564,10 +526,7 @@
         <w:ind w:hanging="130"/>
       </w:pPr>
       <w:r>
-        <w:t>Create responsive web interfaces and mobile experiences with a focus on usability, consistency, an</w:t>
-      </w:r>
-      <w:r>
-        <w:t xml:space="preserve">d visual clarity. </w:t>
+        <w:t xml:space="preserve">Create responsive web interfaces and mobile experiences with a focus on usability, consistency, and visual clarity. </w:t>
       </w:r>
     </w:p>
     <w:p>
@@ -605,10 +564,7 @@
         <w:ind w:left="-5"/>
       </w:pPr>
       <w:r>
-        <w:t>T</w:t>
-      </w:r>
-      <w:r>
-        <w:t xml:space="preserve">NPDS — Tamil Nadu Public Distribution System </w:t>
+        <w:t xml:space="preserve">TNPDS — Tamil Nadu Public Distribution System </w:t>
       </w:r>
     </w:p>
     <w:p>
@@ -656,10 +612,7 @@
         <w:ind w:hanging="130"/>
       </w:pPr>
       <w:r>
-        <w:t>Supported front-</w:t>
-      </w:r>
-      <w:r>
-        <w:t xml:space="preserve">end UI implementation using Angular, HTML, CSS, and Bootstrap. </w:t>
+        <w:t xml:space="preserve">Supported front-end UI implementation using Angular, HTML, CSS, and Bootstrap. </w:t>
       </w:r>
     </w:p>
     <w:p>
@@ -678,6 +631,14 @@
         <w:pStyle w:val="Heading2"/>
         <w:ind w:left="-5"/>
       </w:pPr>
+    </w:p>
+    <w:p>
+      <w:pPr>
+        <w:pStyle w:val="Heading2"/>
+        <w:ind w:left="-5"/>
+      </w:pPr>
+      <w:bookmarkStart w:id="0" w:name="_GoBack"/>
+      <w:bookmarkEnd w:id="0"/>
       <w:r>
         <w:t xml:space="preserve">OASYS Pay — Digital Payment Platform </w:t>
       </w:r>
@@ -703,13 +664,8 @@
         <w:ind w:hanging="130"/>
       </w:pPr>
       <w:r>
-        <w:t>Designed key experiences including on boarding</w:t>
-      </w:r>
-      <w:r>
-        <w:t>, P2P</w:t>
-      </w:r>
-      <w:r>
-        <w:t xml:space="preserve"> transfers, transaction history, and security flows. </w:t>
+        <w:lastRenderedPageBreak/>
+        <w:t xml:space="preserve">Designed key experiences including on boarding, P2P transfers, transaction history, and security flows. </w:t>
       </w:r>
     </w:p>
     <w:p>
@@ -732,7 +688,6 @@
         <w:rPr>
           <w:sz w:val="16"/>
         </w:rPr>
-        <w:lastRenderedPageBreak/>
         <w:t>Tools: Figma • Angular</w:t>
       </w:r>
       <w:r>
@@ -758,10 +713,7 @@
         <w:ind w:hanging="130"/>
       </w:pPr>
       <w:r>
-        <w:t>Designed information architecture and end-to-end user f</w:t>
-      </w:r>
-      <w:r>
-        <w:t xml:space="preserve">lows for a complex licensing and taxation system. </w:t>
+        <w:t xml:space="preserve">Designed information architecture and end-to-end user flows for a complex licensing and taxation system. </w:t>
       </w:r>
     </w:p>
     <w:p>
@@ -785,10 +737,7 @@
         <w:ind w:hanging="130"/>
       </w:pPr>
       <w:r>
-        <w:t>Worked with domain experts to understand requirements and translate</w:t>
-      </w:r>
-      <w:r>
-        <w:t xml:space="preserve"> them into UI/UX solutions. </w:t>
+        <w:t xml:space="preserve">Worked with domain experts to understand requirements and translate them into UI/UX solutions. </w:t>
       </w:r>
     </w:p>
     <w:p>
@@ -872,10 +821,7 @@
         <w:ind w:left="130" w:hanging="130"/>
       </w:pPr>
       <w:r>
-        <w:t>Designed and implemented an internal employee portal covering attendance, leave management, and employee profile</w:t>
-      </w:r>
-      <w:r>
-        <w:t xml:space="preserve">s. </w:t>
+        <w:t xml:space="preserve">Designed and implemented an internal employee portal covering attendance, leave management, and employee profiles. </w:t>
       </w:r>
     </w:p>
     <w:p>
@@ -934,10 +880,7 @@
         <w:ind w:left="130" w:right="2550" w:hanging="130"/>
       </w:pPr>
       <w:r>
-        <w:t>Des</w:t>
-      </w:r>
-      <w:r>
-        <w:t xml:space="preserve">igned branding and marketing materials for internal and client-facing requirements. </w:t>
+        <w:t xml:space="preserve">Designed branding and marketing materials for internal and client-facing requirements. </w:t>
       </w:r>
     </w:p>
     <w:p>
@@ -981,13 +924,7 @@
         <w:rPr>
           <w:color w:val="002060"/>
         </w:rPr>
-        <w:t>EDUCATION &amp; CERTI</w:t>
-      </w:r>
-      <w:r>
-        <w:rPr>
-          <w:color w:val="002060"/>
-        </w:rPr>
-        <w:t xml:space="preserve">FICATION </w:t>
+        <w:t xml:space="preserve">EDUCATION &amp; CERTIFICATION </w:t>
       </w:r>
     </w:p>
     <w:p>
@@ -998,13 +935,7 @@
         <w:rPr>
           <w:b/>
         </w:rPr>
-        <w:t>B</w:t>
-      </w:r>
-      <w:r>
-        <w:rPr>
-          <w:b/>
-        </w:rPr>
-        <w:t>achelor of Engineering — Computer Science</w:t>
+        <w:t>Bachelor of Engineering — Computer Science</w:t>
       </w:r>
       <w:r>
         <w:t xml:space="preserve"> </w:t>
@@ -1062,10 +993,7 @@
         <w:ind w:hanging="130"/>
       </w:pPr>
       <w:r>
-        <w:t>R</w:t>
-      </w:r>
-      <w:r>
-        <w:t xml:space="preserve">esponsive web and mobile interface design </w:t>
+        <w:t xml:space="preserve">Responsive web and mobile interface design </w:t>
       </w:r>
     </w:p>
     <w:p>
@@ -1077,10 +1005,7 @@
         <w:ind w:hanging="130"/>
       </w:pPr>
       <w:r>
-        <w:t>Component-</w:t>
-      </w:r>
-      <w:r>
-        <w:t xml:space="preserve">based UI design and style-guide driven consistency </w:t>
+        <w:t xml:space="preserve">Component-based UI design and style-guide driven consistency </w:t>
       </w:r>
     </w:p>
     <w:p>
@@ -1129,10 +1054,7 @@
         <w:ind w:hanging="130"/>
       </w:pPr>
       <w:r>
-        <w:t xml:space="preserve">Developer handoff and UI </w:t>
-      </w:r>
-      <w:r>
-        <w:t xml:space="preserve">implementation support </w:t>
+        <w:t xml:space="preserve">Developer handoff and UI implementation support </w:t>
       </w:r>
     </w:p>
     <w:p>
@@ -1156,10 +1078,7 @@
         <w:spacing w:after="5044"/>
       </w:pPr>
       <w:r>
-        <w:t>F</w:t>
-      </w:r>
-      <w:r>
-        <w:t xml:space="preserve">igma • Adobe XD • Photoshop • Illustrator • PowerPoint • HTML • CSS • Bootstrap • Tailwind CSS • Angular • React • Jira • Slack • Notion • Zeplin • ChatGPT • Claude • Midjourney / DALL·E • Figma Make </w:t>
+        <w:t xml:space="preserve">Figma • Adobe XD • Photoshop • Illustrator • PowerPoint • HTML • CSS • Bootstrap • Tailwind CSS • Angular • React • Jira • Slack • Notion • Zeplin • ChatGPT • Claude • Midjourney / DALL·E • Figma Make </w:t>
       </w:r>
     </w:p>
     <w:sectPr>
